--- a/docs/20260805_DiaRUGA-analysis-system-progress-6.docx
+++ b/docs/20260805_DiaRUGA-analysis-system-progress-6.docx
@@ -5313,14 +5313,73 @@
           <w:rFonts w:ascii="맑은 고딕" w:hAnsi="맑은 고딕" w:eastAsia="맑은 고딕" w:cs="맑은 고딕"/>
           <w:b/>
         </w:rPr>
-        <w:t>`smoke.sh` 가 목록 페이지의 200 을 안 본다.</w:t>
-      </w:r>
-      <w:r>
-        <w:rPr>
-          <w:rFonts w:ascii="맑은 고딕" w:hAnsi="맑은 고딕" w:eastAsia="맑은 고딕" w:cs="맑은 고딕"/>
-          <w:b w:val="0"/>
-        </w:rPr>
-        <w:t xml:space="preserve"> 첫 화면 하나만 때려 봐도 잡혔을 고장이다</w:t>
+        <w:t>화면을 보는 검사가 배포에만 붙어 있었다.</w:t>
+      </w:r>
+      <w:r>
+        <w:rPr>
+          <w:rFonts w:ascii="맑은 고딕" w:hAnsi="맑은 고딕" w:eastAsia="맑은 고딕" w:cs="맑은 고딕"/>
+          <w:b w:val="0"/>
+        </w:rPr>
+        <w:t xml:space="preserve"> </w:t>
+      </w:r>
+      <w:r>
+        <w:rPr>
+          <w:rFonts w:ascii="D2Coding" w:hAnsi="D2Coding" w:eastAsia="D2Coding" w:cs="D2Coding"/>
+          <w:color w:val="C0362C"/>
+          <w:sz w:val="19"/>
+        </w:rPr>
+        <w:t>smoke.sh</w:t>
+      </w:r>
+      <w:r>
+        <w:rPr>
+          <w:rFonts w:ascii="맑은 고딕" w:hAnsi="맑은 고딕" w:eastAsia="맑은 고딕" w:cs="맑은 고딕"/>
+          <w:b w:val="0"/>
+        </w:rPr>
+        <w:t xml:space="preserve"> 는 목록 페이지를 이미 보고 있었지만(nginx 를 거쳐 </w:t>
+      </w:r>
+      <w:r>
+        <w:rPr>
+          <w:rFonts w:ascii="D2Coding" w:hAnsi="D2Coding" w:eastAsia="D2Coding" w:cs="D2Coding"/>
+          <w:color w:val="C0362C"/>
+          <w:sz w:val="19"/>
+        </w:rPr>
+        <w:t>/DiaRUGA/</w:t>
+      </w:r>
+      <w:r>
+        <w:rPr>
+          <w:rFonts w:ascii="맑은 고딕" w:hAnsi="맑은 고딕" w:eastAsia="맑은 고딕" w:cs="맑은 고딕"/>
+          <w:b w:val="0"/>
+        </w:rPr>
+        <w:t xml:space="preserve"> 를 친다) </w:t>
+      </w:r>
+      <w:r>
+        <w:rPr>
+          <w:rFonts w:ascii="맑은 고딕" w:hAnsi="맑은 고딕" w:eastAsia="맑은 고딕" w:cs="맑은 고딕"/>
+          <w:b/>
+        </w:rPr>
+        <w:t>배포할 때만 돈다</w:t>
+      </w:r>
+      <w:r>
+        <w:rPr>
+          <w:rFonts w:ascii="맑은 고딕" w:hAnsi="맑은 고딕" w:eastAsia="맑은 고딕" w:cs="맑은 고딕"/>
+          <w:b w:val="0"/>
+        </w:rPr>
+        <w:t xml:space="preserve"> — 이 고장은 배포가 아니라 자료가 들어오면서 났다. 그래서 08-06 에 폴러가 자동 처리 뒤에 같은 검사를 하고, 안 뜨면 </w:t>
+      </w:r>
+      <w:r>
+        <w:rPr>
+          <w:rFonts w:ascii="D2Coding" w:hAnsi="D2Coding" w:eastAsia="D2Coding" w:cs="D2Coding"/>
+          <w:color w:val="C0362C"/>
+          <w:sz w:val="19"/>
+        </w:rPr>
+        <w:t>/healthz</w:t>
+      </w:r>
+      <w:r>
+        <w:rPr>
+          <w:rFonts w:ascii="맑은 고딕" w:hAnsi="맑은 고딕" w:eastAsia="맑은 고딕" w:cs="맑은 고딕"/>
+          <w:b w:val="0"/>
+        </w:rPr>
+        <w:t xml:space="preserve"> 에 깃발을 세우게 했다(061)</w:t>
       </w:r>
     </w:p>
     <w:p>
@@ -6245,16 +6304,38 @@
       <w:r>
         <w:rPr>
           <w:rFonts w:ascii="맑은 고딕" w:hAnsi="맑은 고딕" w:eastAsia="맑은 고딕" w:cs="맑은 고딕"/>
+          <w:b w:val="0"/>
+        </w:rPr>
+        <w:t>~~</w:t>
+      </w:r>
+      <w:r>
+        <w:rPr>
+          <w:rFonts w:ascii="D2Coding" w:hAnsi="D2Coding" w:eastAsia="D2Coding" w:cs="D2Coding"/>
+          <w:color w:val="C0362C"/>
+          <w:sz w:val="19"/>
+        </w:rPr>
+        <w:t>smoke.sh</w:t>
+      </w:r>
+      <w:r>
+        <w:rPr>
+          <w:rFonts w:ascii="맑은 고딕" w:hAnsi="맑은 고딕" w:eastAsia="맑은 고딕" w:cs="맑은 고딕"/>
+          <w:b w:val="0"/>
+        </w:rPr>
+        <w:t xml:space="preserve"> 에 목록 페이지 200 을 더한다~~ — </w:t>
+      </w:r>
+      <w:r>
+        <w:rPr>
+          <w:rFonts w:ascii="맑은 고딕" w:hAnsi="맑은 고딕" w:eastAsia="맑은 고딕" w:cs="맑은 고딕"/>
           <w:b/>
         </w:rPr>
-        <w:t>`smoke.sh` 에 목록 페이지 200 을 더한다</w:t>
-      </w:r>
-      <w:r>
-        <w:rPr>
-          <w:rFonts w:ascii="맑은 고딕" w:hAnsi="맑은 고딕" w:eastAsia="맑은 고딕" w:cs="맑은 고딕"/>
-          <w:b w:val="0"/>
-        </w:rPr>
-        <w:t>(§10)</w:t>
+        <w:t>08-06 에 폴러 쪽에 붙였다</w:t>
+      </w:r>
+      <w:r>
+        <w:rPr>
+          <w:rFonts w:ascii="맑은 고딕" w:hAnsi="맑은 고딕" w:eastAsia="맑은 고딕" w:cs="맑은 고딕"/>
+          <w:b w:val="0"/>
+        </w:rPr>
+        <w:t>(061, §10)</w:t>
       </w:r>
     </w:p>
     <w:p>
